--- a/Project Report/Chapter_Two_Literature_Review.docx
+++ b/Project Report/Chapter_Two_Literature_Review.docx
@@ -835,7 +835,7 @@
           <w:sz w:val="24"/>
           <w:szCs w:val="24"/>
         </w:rPr>
-        <w:t xml:space="preserve">Set against this backdrop, the existing systems each solve part of the problem and leave part open. Udemy proves the marketplace model but misses local payment and strong vetting. Coursera proves the value of vetting but shuts out independent instructors. Moodle proves local, self-hosted feasibility but is the wrong shape for a marketplace. Smaller local efforts deliver content but skip the security and payment machinery that real money demands. The gaps that survive this comparison, local payment, enforced governance, real security and transparency, and the lack of a documented low-cost build for the local context, are precisely the gaps the present project sets out to close. The chapter that follows describes how the proposed system is designed to do so.</w:t>
+        <w:t xml:space="preserve">Put the existing systems side by side, and each one solves a piece of the problem while leaving a piece open. Udemy proves the marketplace model but misses local payment and strong vetting. Coursera proves the value of vetting but shuts out independent instructors. Moodle proves local, self-hosted feasibility but is the wrong shape for a marketplace. Smaller local efforts deliver content but skip the security and payment machinery that real money demands. The gaps that survive this comparison, local payment, enforced governance, real security and transparency, and the lack of a documented low-cost build for the local context, are precisely the gaps the present project sets out to close. The chapter that follows describes how the proposed system is designed to do so.</w:t>
       </w:r>
     </w:p>
     <w:p>
